--- a/TalkTrack.docx
+++ b/TalkTrack.docx
@@ -60,7 +60,7 @@
         <w:pStyle w:val="BodyText"/>
       </w:pPr>
       <w:r>
-        <w:t xml:space="preserve">350 million people are on dating apps right now. Most of them are having a terrible time. 78 percent of users report burnout. 80 percent of college students have stopped using them entirely. And the reason is simple: every app asks you to sell yourself. Best photo. Best bio. Best version of you that isn’t really you. And then you match with someone who did the same thing, and you sit across from a stranger wondering where the person from the profile went.</w:t>
+        <w:t xml:space="preserve">80 percent of college students have stopped using dating apps. The next generation has already walked away. And the ones still on them? 78 percent report burnout. The reason is simple: every app asks you to sell yourself. Best photo. Best bio. Best version of you that isn’t really you. And then you match with someone who did the same thing, and you sit across from a stranger wondering where the person from the profile went.</w:t>
       </w:r>
     </w:p>
     <w:p>

--- a/TalkTrack.docx
+++ b/TalkTrack.docx
@@ -133,7 +133,7 @@
         <w:pStyle w:val="BodyText"/>
       </w:pPr>
       <w:r>
-        <w:t xml:space="preserve">And here’s the thing that nobody in the industry wants to say out loud: the apps don’t fail despite the frustration. They monetise it. You get discouraged, you pay for a boost. You get ghosted, you come back. The business model needs you single.</w:t>
+        <w:t xml:space="preserve">She hate-swipes. He ego-swipes. Neither they nor the business wins. The swipe became the dopamine hit. The date was never the point.</w:t>
       </w:r>
     </w:p>
     <w:p>

--- a/TalkTrack.docx
+++ b/TalkTrack.docx
@@ -133,7 +133,7 @@
         <w:pStyle w:val="BodyText"/>
       </w:pPr>
       <w:r>
-        <w:t xml:space="preserve">She hate-swipes. He ego-swipes. Neither they nor the business wins. The swipe became the dopamine hit. The date was never the point.</w:t>
+        <w:t xml:space="preserve">She hate-swipes. He ego-swipes. Neither they nor the business wins. The swipe became the dopamine hit. The date was always the point. It just never materialised.</w:t>
       </w:r>
     </w:p>
     <w:p>

--- a/TalkTrack.docx
+++ b/TalkTrack.docx
@@ -133,7 +133,27 @@
         <w:pStyle w:val="BodyText"/>
       </w:pPr>
       <w:r>
-        <w:t xml:space="preserve">She hate-swipes. He ego-swipes. Neither they nor the business wins. The swipe became the dopamine hit. The date was always the point. It just never materialised.</w:t>
+        <w:t xml:space="preserve">She hate-swipes. He ego-swipes. Neither they nor the business wins.</w:t>
+      </w:r>
+    </w:p>
+    <w:p>
+      <w:pPr>
+        <w:pStyle w:val="BodyText"/>
+      </w:pPr>
+      <w:r>
+        <w:t xml:space="preserve">[REVISIT — bridge line from closer to</w:t>
+      </w:r>
+      <w:r>
+        <w:t xml:space="preserve"> </w:t>
+      </w:r>
+      <w:r>
+        <w:t xml:space="preserve">“That’s the gap we’re walking into.”</w:t>
+      </w:r>
+      <w:r>
+        <w:t xml:space="preserve"> </w:t>
+      </w:r>
+      <w:r>
+        <w:t xml:space="preserve">Parked for fresh eyes.]</w:t>
       </w:r>
     </w:p>
     <w:p>

--- a/TalkTrack.docx
+++ b/TalkTrack.docx
@@ -314,6 +314,14 @@
         <w:pStyle w:val="BodyText"/>
       </w:pPr>
       <w:r>
+        <w:t xml:space="preserve">And it doesn’t stay digital. Singles supper clubs for Wordlers. Meet cute meetups at galleries for Culture readers. Storytime nights where couples get up on stage and tell the story of how they met. The Moth meets Modern Love. Live audience. Recorded. Published. More content. More couples. More stories.</w:t>
+      </w:r>
+    </w:p>
+    <w:p>
+      <w:pPr>
+        <w:pStyle w:val="BodyText"/>
+      </w:pPr>
+      <w:r>
         <w:t xml:space="preserve">The flywheel never stops.</w:t>
       </w:r>
     </w:p>
@@ -571,7 +579,7 @@
         <w:pStyle w:val="BodyText"/>
       </w:pPr>
       <w:r>
-        <w:t xml:space="preserve">Three revenue lines. User subscriptions, indicative at around 12 dollars a month. Publisher licensing as a SaaS fee or revenue share. And venue referrals. When the Wingman suggests a cooking class or a rugby match, that’s a warm lead to OpenTable, Resy, TimeOut. Not a cold ad.</w:t>
+        <w:t xml:space="preserve">Four revenue lines. User subscriptions, indicative at around 12 dollars a month. Publisher licensing as a SaaS fee or revenue share. Venue referrals. When the Wingman suggests a cooking class or a rugby match, that’s a warm lead to OpenTable, Resy, TimeOut. Not a cold ad. And live events. Supper clubs, meetups, storytime nights. Ticket sales and sponsorship. Revenue from day one, before the app is even built.</w:t>
       </w:r>
     </w:p>
     <w:p>
